--- a/instructor/property-empire-instructor-guide-he.docx
+++ b/instructor/property-empire-instructor-guide-he.docx
@@ -428,7 +428,7 @@
           <w:rtl/>
           <w:lang w:bidi="he-IL"/>
         </w:rPr>
-        <w:t xml:space="preserve">תרגיל 2: יצירת משחק ושליפת מצב</w:t>
+        <w:t xml:space="preserve">תרגיל 2: יצירת משחק חדש</w:t>
       </w:r>
     </w:p>
     <w:p>
@@ -477,7 +477,7 @@
           <w:rtl/>
           <w:lang w:bidi="he-IL"/>
         </w:rPr>
-        <w:t xml:space="preserve">לאפשר פתיחת משחק חדש ושליפה חוזרת של מצב המשחק הנוכחי.</w:t>
+        <w:t xml:space="preserve">לקבל רשימת שמות, ליצור מצב משחק התחלתי מלא, לשמור אותו בזיכרון ולהחזיר אותו בתשובת היצירה.</w:t>
       </w:r>
     </w:p>
     <w:p>
@@ -514,7 +514,7 @@
           <w:rtl/>
           <w:lang w:bidi="he-IL"/>
         </w:rPr>
-        <w:t xml:space="preserve">יצירת משחק חדש מחליפה את המשחק הפעיל הקודם.</w:t>
+        <w:t xml:space="preserve">פחות מ-2 או יותר מ-4 שמות, שם ריק ושם כפול מחזירים 422.</w:t>
       </w:r>
     </w:p>
     <w:p>
@@ -534,7 +534,7 @@
           <w:rtl/>
           <w:lang w:bidi="he-IL"/>
         </w:rPr>
-        <w:t xml:space="preserve">אין להחזיר מצב חלקי או לוח בגודל שונה.</w:t>
+        <w:t xml:space="preserve">board חייבת לכלול 16 אובייקטים עם מזהים 0–15.</w:t>
       </w:r>
     </w:p>
     <w:p>
@@ -568,7 +568,7 @@
           <w:rtl/>
           <w:lang w:bidi="he-IL"/>
         </w:rPr>
-        <w:t xml:space="preserve">רמה 1: בקשו מהתלמידים לנסח מה חייב להישמר בין POST ל-GET.</w:t>
+        <w:t xml:space="preserve">רמה 1: עברו עם התלמידים על כל מפתח בבקשה ובתשובה.</w:t>
       </w:r>
     </w:p>
     <w:p>
@@ -585,7 +585,7 @@
           <w:rtl/>
           <w:lang w:bidi="he-IL"/>
         </w:rPr>
-        <w:t xml:space="preserve">רמה 2: בדקו מזהים, ערכי פתיחה וגודל לוח בנפרד.</w:t>
+        <w:t xml:space="preserve">רמה 2: הדגישו ש-16 משבצות הן רשימה במיקומים 0–15 ולא הוראת עיצוב.</w:t>
       </w:r>
     </w:p>
     <w:p>
@@ -602,7 +602,7 @@
           <w:rtl/>
           <w:lang w:bidi="he-IL"/>
         </w:rPr>
-        <w:t xml:space="preserve">רמה 3: יצירה תקינה מחזירה משחק active עם השחקן הראשון ופעולת roll.</w:t>
+        <w:t xml:space="preserve">רמה 3: POST תקין שומר ומחזיר אותו GameState; ולידציה נכשלת ב-422.</w:t>
       </w:r>
     </w:p>
     <w:p>
@@ -649,7 +649,7 @@
           <w:rtl/>
           <w:lang w:bidi="he-IL"/>
         </w:rPr>
-        <w:t xml:space="preserve">ראיות ההגשה: פלט של checkpoint 2. דוגמת POST ולאחריה GET שמציגים אותו מצב.</w:t>
+        <w:t xml:space="preserve">ראיות ההגשה: פלט בדיקות תרגיל 2 מתוך ה-UI. דוגמת POST תקינה ודוגמת 422 אחת.</w:t>
       </w:r>
     </w:p>
     <w:p>
@@ -666,7 +666,7 @@
           <w:rtl/>
           <w:lang w:bidi="he-IL"/>
         </w:rPr>
-        <w:t xml:space="preserve">תרגיל 3: ולידציה וחוזה JSON מלא</w:t>
+        <w:t xml:space="preserve">תרגיל 3: שמירת מצב ושליפתו</w:t>
       </w:r>
     </w:p>
     <w:p>
@@ -715,7 +715,7 @@
           <w:rtl/>
           <w:lang w:bidi="he-IL"/>
         </w:rPr>
-        <w:t xml:space="preserve">להבטיח שכל קלט תקין וכל תשובת משחק תואמת לחוזה קבוע שהממשק יכול להציג.</w:t>
+        <w:t xml:space="preserve">להוכיח שמצב המשחק נשמר בין בקשות ולהחזיר את המשחק הפעיל בלי ליצור משחק חדש.</w:t>
       </w:r>
     </w:p>
     <w:p>
@@ -752,7 +752,7 @@
           <w:rtl/>
           <w:lang w:bidi="he-IL"/>
         </w:rPr>
-        <w:t xml:space="preserve">פחות מ-2 או יותר מ-4 שמות, שם ריק ושם כפול מחזירים 422.</w:t>
+        <w:t xml:space="preserve">GET ללא משחק מחזיר 404.</w:t>
       </w:r>
     </w:p>
     <w:p>
@@ -772,7 +772,7 @@
           <w:rtl/>
           <w:lang w:bidi="he-IL"/>
         </w:rPr>
-        <w:t xml:space="preserve">בקשה לא תקינה אינה מחליפה את המשחק הפעיל.</w:t>
+        <w:t xml:space="preserve">בקשת יצירה שנכשלה אינה מחליפה מצב קיים.</w:t>
       </w:r>
     </w:p>
     <w:p>
@@ -806,7 +806,7 @@
           <w:rtl/>
           <w:lang w:bidi="he-IL"/>
         </w:rPr>
-        <w:t xml:space="preserve">רמה 1: הפרידו בין בדיקת הקלט לבין יצירת מצב חדש.</w:t>
+        <w:t xml:space="preserve">רמה 1: השתמשו ב-POST רק כהכנה ושלחו לאחריו GET.</w:t>
       </w:r>
     </w:p>
     <w:p>
@@ -823,7 +823,7 @@
           <w:rtl/>
           <w:lang w:bidi="he-IL"/>
         </w:rPr>
-        <w:t xml:space="preserve">רמה 2: בדקו רווחים חיצוניים וכפילויות ללא תלות בגודל אות.</w:t>
+        <w:t xml:space="preserve">רמה 2: השוו את כל גוף ה-JSON ולא רק את מזהה המשחק.</w:t>
       </w:r>
     </w:p>
     <w:p>
@@ -840,7 +840,7 @@
           <w:rtl/>
           <w:lang w:bidi="he-IL"/>
         </w:rPr>
-        <w:t xml:space="preserve">רמה 3: כל קלט פסול מחזיר 422 והמשחק הקודם נשאר ללא שינוי.</w:t>
+        <w:t xml:space="preserve">רמה 3: GET חוזר ללא שינוי; כישלון יצירה אינו מחליף את המצב הקיים.</w:t>
       </w:r>
     </w:p>
     <w:p>
@@ -887,7 +887,7 @@
           <w:rtl/>
           <w:lang w:bidi="he-IL"/>
         </w:rPr>
-        <w:t xml:space="preserve">ראיות ההגשה: פלט של checkpoint 3. דוגמה אחת לקלט תקין ושתי דוגמאות לקלט שנדחה.</w:t>
+        <w:t xml:space="preserve">ראיות ההגשה: פלט בדיקות תרגיל 3 מתוך ה-UI. POST אחד ושתי קריאות GET שמחזירות אותו מצב.</w:t>
       </w:r>
     </w:p>
     <w:p>
@@ -1142,7 +1142,7 @@
           <w:rtl/>
           <w:lang w:bidi="he-IL"/>
         </w:rPr>
-        <w:t xml:space="preserve">תרגיל 5: סוגי משבצות וקניית נכס</w:t>
+        <w:t xml:space="preserve">תרגיל 5: השפעות משבצות</w:t>
       </w:r>
     </w:p>
     <w:p>
@@ -1191,7 +1191,7 @@
           <w:rtl/>
           <w:lang w:bidi="he-IL"/>
         </w:rPr>
-        <w:t xml:space="preserve">להוסיף סוגי משבצות שונים ולאפשר קנייה של נכס פנוי כאשר הפעולה מותרת.</w:t>
+        <w:t xml:space="preserve">להרחיב את פעולת ה-roll שכבר קיימת כך שהשרת יפתור את השפעת המשבצת שעליה נחת השחקן.</w:t>
       </w:r>
     </w:p>
     <w:p>
@@ -1228,7 +1228,7 @@
           <w:rtl/>
           <w:lang w:bidi="he-IL"/>
         </w:rPr>
-        <w:t xml:space="preserve">buy שאינו זמין מחזיר 409 ללא שינוי מצב.</w:t>
+        <w:t xml:space="preserve">השפעה אינה משאירה מיקום מחוץ ללוח.</w:t>
       </w:r>
     </w:p>
     <w:p>
@@ -1248,7 +1248,7 @@
           <w:rtl/>
           <w:lang w:bidi="he-IL"/>
         </w:rPr>
-        <w:t xml:space="preserve">אי אפשר לקנות משבצת שאינה נכס, נכס תפוס או נכס יקר מדי.</w:t>
+        <w:t xml:space="preserve">נכס פנוי אינו נקנה אוטומטית.</w:t>
       </w:r>
     </w:p>
     <w:p>
@@ -1282,7 +1282,7 @@
           <w:rtl/>
           <w:lang w:bidi="he-IL"/>
         </w:rPr>
-        <w:t xml:space="preserve">רמה 1: בקשו לזהות אילו שלושה ערכים חייבים להשתנות יחד בקנייה.</w:t>
+        <w:t xml:space="preserve">רמה 1: הזכירו שה-roll כבר נבנה בתרגיל 4 וכעת מרחיבים את תוצאת הנחיתה.</w:t>
       </w:r>
     </w:p>
     <w:p>
@@ -1299,7 +1299,7 @@
           <w:rtl/>
           <w:lang w:bidi="he-IL"/>
         </w:rPr>
-        <w:t xml:space="preserve">רמה 2: השוו מחיר הנכס להפרש בכסף ובדקו את שתי תצוגות הבעלות.</w:t>
+        <w:t xml:space="preserve">רמה 2: בדקו כל סוג משבצת בנפרד.</w:t>
       </w:r>
     </w:p>
     <w:p>
@@ -1316,7 +1316,7 @@
           <w:rtl/>
           <w:lang w:bidi="he-IL"/>
         </w:rPr>
-        <w:t xml:space="preserve">רמה 3: קנייה מעדכנת money, owner_id ו-owned_tile_ids באותה בקשה.</w:t>
+        <w:t xml:space="preserve">רמה 3: last_event חייב להיות האיבר האחרון ב-event_log.</w:t>
       </w:r>
     </w:p>
     <w:p>
@@ -1363,7 +1363,7 @@
           <w:rtl/>
           <w:lang w:bidi="he-IL"/>
         </w:rPr>
-        <w:t xml:space="preserve">ראיות ההגשה: פלט של checkpoint 5. מצב לפני ואחרי קנייה שמראה כסף, owner_id ו-owned_tile_ids.</w:t>
+        <w:t xml:space="preserve">ראיות ההגשה: פלט בדיקות תרגיל 5 מתוך ה-UI. דוגמאות לתגמול, קנס והפתעה.</w:t>
       </w:r>
     </w:p>
     <w:p>
@@ -1380,7 +1380,7 @@
           <w:rtl/>
           <w:lang w:bidi="he-IL"/>
         </w:rPr>
-        <w:t xml:space="preserve">תרגיל 6: שכירות, פרסים, קנסות ואירועים</w:t>
+        <w:t xml:space="preserve">תרגיל 6: קניית נכס</w:t>
       </w:r>
     </w:p>
     <w:p>
@@ -1429,7 +1429,7 @@
           <w:rtl/>
           <w:lang w:bidi="he-IL"/>
         </w:rPr>
-        <w:t xml:space="preserve">להשלים את ההשפעה של כל משבצת ולהחזיר לממשק תיאור מלא של מה שקרה.</w:t>
+        <w:t xml:space="preserve">להוסיף פעולה חדשה שקונה נכס פנוי רק כאשר השרת פרסם שהפעולה זמינה.</w:t>
       </w:r>
     </w:p>
     <w:p>
@@ -1466,7 +1466,7 @@
           <w:rtl/>
           <w:lang w:bidi="he-IL"/>
         </w:rPr>
-        <w:t xml:space="preserve">השפעה אינה יכולה להשאיר מיקום מחוץ ללוח.</w:t>
+        <w:t xml:space="preserve">buy שאינה זמינה מחזירה 409.</w:t>
       </w:r>
     </w:p>
     <w:p>
@@ -1486,7 +1486,7 @@
           <w:rtl/>
           <w:lang w:bidi="he-IL"/>
         </w:rPr>
-        <w:t xml:space="preserve">last_event חייב להיות הרשומה האחרונה ב-event_log.</w:t>
+        <w:t xml:space="preserve">כישלון קנייה אינו משנה מצב.</w:t>
       </w:r>
     </w:p>
     <w:p>
@@ -1520,7 +1520,7 @@
           <w:rtl/>
           <w:lang w:bidi="he-IL"/>
         </w:rPr>
-        <w:t xml:space="preserve">רמה 1: בדקו כל סוג משבצת בנפרד לפני רצף משחק מלא.</w:t>
+        <w:t xml:space="preserve">רמה 1: בדקו אילו שלושה ערכים משתנים יחד בקנייה.</w:t>
       </w:r>
     </w:p>
     <w:p>
@@ -1537,7 +1537,7 @@
           <w:rtl/>
           <w:lang w:bidi="he-IL"/>
         </w:rPr>
-        <w:t xml:space="preserve">רמה 2: בשכירות השוו את הירידה אצל השוכר לעלייה אצל הבעלים.</w:t>
+        <w:t xml:space="preserve">רמה 2: השוו price להפרש בכסף ואת שתי תצוגות הבעלות.</w:t>
       </w:r>
     </w:p>
     <w:p>
@@ -1554,7 +1554,7 @@
           <w:rtl/>
           <w:lang w:bidi="he-IL"/>
         </w:rPr>
-        <w:t xml:space="preserve">רמה 3: לאחר כל השפעה last_event חייב להיות האיבר האחרון ב-event_log.</w:t>
+        <w:t xml:space="preserve">רמה 3: buy אסורה מחזירה 409 ללא שינוי מצב.</w:t>
       </w:r>
     </w:p>
     <w:p>
@@ -1601,7 +1601,7 @@
           <w:rtl/>
           <w:lang w:bidi="he-IL"/>
         </w:rPr>
-        <w:t xml:space="preserve">ראיות ההגשה: פלט של checkpoint 6. דוגמאות לתגמול, קנס, שכירות והפתעה.</w:t>
+        <w:t xml:space="preserve">ראיות ההגשה: פלט בדיקות תרגיל 6 מתוך ה-UI. מצב לפני ואחרי קנייה.</w:t>
       </w:r>
     </w:p>
     <w:p>
@@ -1618,7 +1618,7 @@
           <w:rtl/>
           <w:lang w:bidi="he-IL"/>
         </w:rPr>
-        <w:t xml:space="preserve">תרגיל 7: ניהול תורות ושגיאות</w:t>
+        <w:t xml:space="preserve">תרגיל 7: תורות ושכירות</w:t>
       </w:r>
     </w:p>
     <w:p>
@@ -1667,7 +1667,7 @@
           <w:rtl/>
           <w:lang w:bidi="he-IL"/>
         </w:rPr>
-        <w:t xml:space="preserve">להבטיח שהמשחק מתקדם לפי תור ושכל פעולה מותרת רק בזמן המתאים.</w:t>
+        <w:t xml:space="preserve">להעביר את התור בצורה עקבית ולחייב שכירות כאשר שחקן נוחת על נכס של שחקן אחר.</w:t>
       </w:r>
     </w:p>
     <w:p>
@@ -1704,7 +1704,7 @@
           <w:rtl/>
           <w:lang w:bidi="he-IL"/>
         </w:rPr>
-        <w:t xml:space="preserve">פעולה שאינה ב-available_actions מחזירה 409.</w:t>
+        <w:t xml:space="preserve">end-turn לפני roll מחזיר 409.</w:t>
       </w:r>
     </w:p>
     <w:p>
@@ -1724,7 +1724,7 @@
           <w:rtl/>
           <w:lang w:bidi="he-IL"/>
         </w:rPr>
-        <w:t xml:space="preserve">GET ללא משחק מחזיר 404; שחקן שפשט רגל אינו מקבל תור.</w:t>
+        <w:t xml:space="preserve">שחקן שפשט רגל אינו מקבל תור.</w:t>
       </w:r>
     </w:p>
     <w:p>
@@ -1758,7 +1758,7 @@
           <w:rtl/>
           <w:lang w:bidi="he-IL"/>
         </w:rPr>
-        <w:t xml:space="preserve">רמה 1: השתמשו ב-available_actions כרשימת ההרשאות של המצב הנוכחי.</w:t>
+        <w:t xml:space="preserve">רמה 1: בדקו מעבר תור לפני שילוב שכירות.</w:t>
       </w:r>
     </w:p>
     <w:p>
@@ -1775,7 +1775,7 @@
           <w:rtl/>
           <w:lang w:bidi="he-IL"/>
         </w:rPr>
-        <w:t xml:space="preserve">רמה 2: שמרו צילום מצב לפני פעולה אסורה והשוו אחריה.</w:t>
+        <w:t xml:space="preserve">רמה 2: בשכירות השוו את הירידה אצל השוכר לעלייה אצל הבעלים.</w:t>
       </w:r>
     </w:p>
     <w:p>
@@ -1792,7 +1792,7 @@
           <w:rtl/>
           <w:lang w:bidi="he-IL"/>
         </w:rPr>
-        <w:t xml:space="preserve">רמה 3: פעולה אסורה מחזירה 409 ואינה משנה כסף, מיקום, בעלות או תור.</w:t>
+        <w:t xml:space="preserve">רמה 3: available_actions היא רשימת ההרשאות של המצב.</w:t>
       </w:r>
     </w:p>
     <w:p>
@@ -1839,7 +1839,7 @@
           <w:rtl/>
           <w:lang w:bidi="he-IL"/>
         </w:rPr>
-        <w:t xml:space="preserve">ראיות ההגשה: פלט של checkpoint 7. רצף בקשות שמראה מעבר תור ושגיאה שאינה משנה מצב.</w:t>
+        <w:t xml:space="preserve">ראיות ההגשה: פלט בדיקות תרגיל 7 מתוך ה-UI. רצף שמציג מעבר תור ותשלום שכירות.</w:t>
       </w:r>
     </w:p>
     <w:p>
@@ -1856,7 +1856,7 @@
           <w:rtl/>
           <w:lang w:bidi="he-IL"/>
         </w:rPr>
-        <w:t xml:space="preserve">תרגיל 8: המשחק המלא</w:t>
+        <w:t xml:space="preserve">תרגיל 8: מחזור חיים ומשחק מלא</w:t>
       </w:r>
     </w:p>
     <w:p>
@@ -1905,7 +1905,7 @@
           <w:rtl/>
           <w:lang w:bidi="he-IL"/>
         </w:rPr>
-        <w:t xml:space="preserve">להשלים משחק מלא שהממשק יכול להפעיל אך ורק באמצעות נקודות הקצה.</w:t>
+        <w:t xml:space="preserve">להשלים פשיטת רגל, ניצחון ואיפוס ולוודא שכל היכולות מהתרגילים הקודמים פועלות יחד דרך HTTP בלבד.</w:t>
       </w:r>
     </w:p>
     <w:p>

--- a/instructor/property-empire-instructor-guide-he.docx
+++ b/instructor/property-empire-instructor-guide-he.docx
@@ -990,7 +990,7 @@
           <w:rtl/>
           <w:lang w:bidi="he-IL"/>
         </w:rPr>
-        <w:t xml:space="preserve">ערך X-Test-Dice-Roll מחוץ לטווח 1–6 מחזיר 422 ללא שינוי מצב.</w:t>
+        <w:t xml:space="preserve">תוצאת קובייה חייבת להיות מספר שלם בטווח 1–6.</w:t>
       </w:r>
     </w:p>
     <w:p>
@@ -1010,7 +1010,7 @@
           <w:rtl/>
           <w:lang w:bidi="he-IL"/>
         </w:rPr>
-        <w:t xml:space="preserve">roll שאינו זמין מחזיר 409.</w:t>
+        <w:t xml:space="preserve">roll שאינו זמין מחזיר 409 ללא שינוי מצב.</w:t>
       </w:r>
     </w:p>
     <w:p>
@@ -1044,7 +1044,7 @@
           <w:rtl/>
           <w:lang w:bidi="he-IL"/>
         </w:rPr>
-        <w:t xml:space="preserve">רמה 1: התחילו מתנועה אחת עם ערך קבוע ורק אחר כך בדקו לולאה סביב הלוח.</w:t>
+        <w:t xml:space="preserve">רמה 1: בדקו שתוצאת קובייה אמיתית נמצאת בטווח 1–6.</w:t>
       </w:r>
     </w:p>
     <w:p>
@@ -1078,7 +1078,7 @@
           <w:rtl/>
           <w:lang w:bidi="he-IL"/>
         </w:rPr>
-        <w:t xml:space="preserve">רמה 3: במצב בדיקות הכותרת קובעת 1–6; ערך פסול מחזיר 422 ללא שינוי.</w:t>
+        <w:t xml:space="preserve">רמה 3: בדקו לאורך מספר תורות שמעבר בנקודת היציאה מדווח ומעניק את הבונוס.</w:t>
       </w:r>
     </w:p>
     <w:p>
@@ -1125,7 +1125,7 @@
           <w:rtl/>
           <w:lang w:bidi="he-IL"/>
         </w:rPr>
-        <w:t xml:space="preserve">ראיות ההגשה: פלט של checkpoint 4 כאשר מצב הבדיקות פעיל. דוגמת תנועה עם ערך קובייה קבוע.</w:t>
+        <w:t xml:space="preserve">ראיות ההגשה: פלט של checkpoint 4 מתוך ה-UI. דוגמת תנועה אמיתית שמציגה את ערך הקובייה ואת המיקום החדש.</w:t>
       </w:r>
     </w:p>
     <w:p>
